--- a/samples/screenshot-demo.docx
+++ b/samples/screenshot-demo.docx
@@ -1,12 +1,11 @@
 
 <file path=word/document.xml><?xml version="1.0" encoding="utf-8"?>
-<w:document xmlns:a="http://schemas.openxmlformats.org/drawingml/2006/main" xmlns:m="http://schemas.openxmlformats.org/officeDocument/2006/math" xmlns:pic="http://schemas.openxmlformats.org/drawingml/2006/picture" xmlns:r="http://schemas.openxmlformats.org/officeDocument/2006/relationships" xmlns:w="http://schemas.openxmlformats.org/wordprocessingml/2006/main" xmlns:wp="http://schemas.openxmlformats.org/drawingml/2006/wordprocessingDrawing">
+<w:document xmlns:a="http://schemas.openxmlformats.org/drawingml/2006/main" xmlns:pic="http://schemas.openxmlformats.org/drawingml/2006/picture" xmlns:r="http://schemas.openxmlformats.org/officeDocument/2006/relationships" xmlns:w="http://schemas.openxmlformats.org/wordprocessingml/2006/main" xmlns:wp="http://schemas.openxmlformats.org/drawingml/2006/wordprocessingDrawing">
   <w:body>
     <w:bookmarkStart w:id="23" w:name="markdown-to-pdf"/>
     <w:p>
       <w:pPr>
         <w:pStyle w:val="Heading1"/>
-        <w:pageBreakBefore/>
       </w:pPr>
       <w:r>
         <w:t xml:space="preserve">Markdown-to-PDF</w:t>
@@ -17,196 +16,44 @@
         <w:pStyle w:val="FirstParagraph"/>
       </w:pPr>
       <w:r>
-        <w:t xml:space="preserve">A GitHub Action that converts Markdown documents to polished PDFs using Pandoc and LibreOffice. Designed for teams that need publication-ready output from plain-text sources.</w:t>
+        <w:t xml:space="preserve">A GitHub Action that converts Markdown to publication-ready PDFs using Pandoc and LibreOffice.</w:t>
       </w:r>
     </w:p>
     <w:p>
       <w:pPr>
-        <w:pStyle w:val="BodyText"/>
-      </w:pPr>
-      <m:oMathPara>
-        <m:oMathParaPr>
-          <m:jc m:val="center"/>
-        </m:oMathParaPr>
-        <m:oMath>
-          <m:r>
-            <m:t>σ</m:t>
-          </m:r>
-          <m:r>
-            <m:rPr>
-              <m:sty m:val="p"/>
-            </m:rPr>
-            <m:t>=</m:t>
-          </m:r>
-          <m:rad>
-            <m:radPr>
-              <m:degHide m:val="on"/>
-            </m:radPr>
-            <m:deg/>
-            <m:e>
-              <m:f>
-                <m:fPr>
-                  <m:type m:val="bar"/>
-                </m:fPr>
-                <m:num>
-                  <m:r>
-                    <m:t>1</m:t>
-                  </m:r>
-                </m:num>
-                <m:den>
-                  <m:r>
-                    <m:t>N</m:t>
-                  </m:r>
-                </m:den>
-              </m:f>
-              <m:nary>
-                <m:naryPr>
-                  <m:chr m:val="∑"/>
-                  <m:limLoc m:val="undOvr"/>
-                  <m:subHide m:val="off"/>
-                  <m:supHide m:val="off"/>
-                </m:naryPr>
-                <m:sub>
-                  <m:r>
-                    <m:t>i</m:t>
-                  </m:r>
-                  <m:r>
-                    <m:rPr>
-                      <m:sty m:val="p"/>
-                    </m:rPr>
-                    <m:t>=</m:t>
-                  </m:r>
-                  <m:r>
-                    <m:t>1</m:t>
-                  </m:r>
-                </m:sub>
-                <m:sup>
-                  <m:r>
-                    <m:t>N</m:t>
-                  </m:r>
-                </m:sup>
-                <m:e>
-                  <m:sSup>
-                    <m:e>
-                      <m:d>
-                        <m:dPr>
-                          <m:begChr m:val="("/>
-                          <m:endChr m:val=")"/>
-                          <m:sepChr m:val=""/>
-                          <m:grow/>
-                        </m:dPr>
-                        <m:e>
-                          <m:sSub>
-                            <m:e>
-                              <m:r>
-                                <m:t>x</m:t>
-                              </m:r>
-                            </m:e>
-                            <m:sub>
-                              <m:r>
-                                <m:t>i</m:t>
-                              </m:r>
-                            </m:sub>
-                          </m:sSub>
-                          <m:r>
-                            <m:rPr>
-                              <m:sty m:val="p"/>
-                            </m:rPr>
-                            <m:t>−</m:t>
-                          </m:r>
-                          <m:r>
-                            <m:t>μ</m:t>
-                          </m:r>
-                        </m:e>
-                      </m:d>
-                    </m:e>
-                    <m:sup>
-                      <m:r>
-                        <m:t>2</m:t>
-                      </m:r>
-                    </m:sup>
-                  </m:sSup>
-                </m:e>
-              </m:nary>
-            </m:e>
-          </m:rad>
-          <m:r>
-            <m:t>  </m:t>
-          </m:r>
-          <m:r>
-            <m:t>μ</m:t>
-          </m:r>
-          <m:r>
-            <m:rPr>
-              <m:sty m:val="p"/>
-            </m:rPr>
-            <m:t>=</m:t>
-          </m:r>
-          <m:f>
-            <m:fPr>
-              <m:type m:val="bar"/>
-            </m:fPr>
-            <m:num>
-              <m:r>
-                <m:t>1</m:t>
-              </m:r>
-            </m:num>
-            <m:den>
-              <m:r>
-                <m:t>N</m:t>
-              </m:r>
-            </m:den>
-          </m:f>
-          <m:nary>
-            <m:naryPr>
-              <m:chr m:val="∑"/>
-              <m:limLoc m:val="undOvr"/>
-              <m:subHide m:val="off"/>
-              <m:supHide m:val="off"/>
-            </m:naryPr>
-            <m:sub>
-              <m:r>
-                <m:t>i</m:t>
-              </m:r>
-              <m:r>
-                <m:rPr>
-                  <m:sty m:val="p"/>
-                </m:rPr>
-                <m:t>=</m:t>
-              </m:r>
-              <m:r>
-                <m:t>1</m:t>
-              </m:r>
-            </m:sub>
-            <m:sup>
-              <m:r>
-                <m:t>N</m:t>
-              </m:r>
-            </m:sup>
-            <m:e>
-              <m:sSub>
-                <m:e>
-                  <m:r>
-                    <m:t>x</m:t>
-                  </m:r>
-                </m:e>
-                <m:sub>
-                  <m:r>
-                    <m:t>i</m:t>
-                  </m:r>
-                </m:sub>
-              </m:sSub>
-            </m:e>
-          </m:nary>
-        </m:oMath>
-      </m:oMathPara>
+        <w:pStyle w:val="SourceCode"/>
+      </w:pPr>
+      <w:r>
+        <w:rPr>
+          <w:rStyle w:val="VerbatimChar"/>
+        </w:rPr>
+        <w:t xml:space="preserve">npm install   # install dependencies</w:t>
+      </w:r>
+      <w:r>
+        <w:br/>
+      </w:r>
+      <w:r>
+        <w:rPr>
+          <w:rStyle w:val="VerbatimChar"/>
+        </w:rPr>
+        <w:t xml:space="preserve">npm run build # compile the project</w:t>
+      </w:r>
+      <w:r>
+        <w:br/>
+      </w:r>
+      <w:r>
+        <w:rPr>
+          <w:rStyle w:val="VerbatimChar"/>
+        </w:rPr>
+        <w:t xml:space="preserve">npm test      # run the test suite</w:t>
+      </w:r>
     </w:p>
     <w:p>
       <w:pPr>
         <w:pStyle w:val="FirstParagraph"/>
       </w:pPr>
       <w:r>
-        <w:t xml:space="preserve">Quarterly Revenue by Region</w:t>
+        <w:t xml:space="preserve">Quarterly Revenue</w:t>
       </w:r>
     </w:p>
     <w:tbl>
@@ -593,7 +440,7 @@
         <w:pStyle w:val="BodyText"/>
       </w:pPr>
       <w:r>
-        <w:t xml:space="preserve">Features: table auto-width, font substitution (Calibri → Carlito), code block styling, section page breaks, embedded images, and classification box support.</w:t>
+        <w:t xml:space="preserve">Features: table auto-width, font substitution, code block styling, section page breaks, and embedded images.</w:t>
       </w:r>
     </w:p>
     <w:bookmarkEnd w:id="23"/>
@@ -714,7 +561,7 @@
   <w:docDefaults>
     <w:rPrDefault>
       <w:rPr>
-        <w:rFonts w:asciiTheme="minorHAnsi" w:cstheme="minorBidi" w:eastAsiaTheme="minorHAnsi" w:hAnsiTheme="minorHAnsi" w:ascii="Arial" w:hAnsi="Arial" w:cs="Arial" w:eastAsia="Arial"/>
+        <w:rFonts w:asciiTheme="minorHAnsi" w:cstheme="minorBidi" w:eastAsiaTheme="minorHAnsi" w:hAnsiTheme="minorHAnsi"/>
         <w:sz w:val="24"/>
         <w:szCs w:val="24"/>
         <w:lang w:bidi="ar-SA" w:eastAsia="en-US" w:val="en-US"/>
@@ -730,9 +577,6 @@
   <w:style w:default="1" w:styleId="Normal" w:type="paragraph">
     <w:name w:val="Normal"/>
     <w:qFormat/>
-    <w:rPr>
-      <w:rFonts w:ascii="Arial" w:hAnsi="Arial" w:cs="Arial" w:eastAsia="Arial"/>
-    </w:rPr>
   </w:style>
   <w:style w:styleId="BodyText" w:type="paragraph">
     <w:name w:val="Body Text"/>
@@ -742,18 +586,12 @@
       <w:spacing w:after="180" w:before="180"/>
     </w:pPr>
     <w:qFormat/>
-    <w:rPr>
-      <w:rFonts w:ascii="Arial" w:hAnsi="Arial" w:cs="Arial" w:eastAsia="Arial"/>
-    </w:rPr>
   </w:style>
   <w:style w:customStyle="1" w:styleId="FirstParagraph" w:type="paragraph">
     <w:name w:val="First Paragraph"/>
     <w:basedOn w:val="BodyText"/>
     <w:next w:val="BodyText"/>
     <w:qFormat/>
-    <w:rPr>
-      <w:rFonts w:ascii="Arial" w:hAnsi="Arial" w:cs="Arial" w:eastAsia="Arial"/>
-    </w:rPr>
   </w:style>
   <w:style w:customStyle="1" w:styleId="Compact" w:type="paragraph">
     <w:name w:val="Compact"/>
@@ -762,9 +600,6 @@
     <w:pPr>
       <w:spacing w:after="36" w:before="36"/>
     </w:pPr>
-    <w:rPr>
-      <w:rFonts w:ascii="Arial" w:hAnsi="Arial" w:cs="Arial" w:eastAsia="Arial"/>
-    </w:rPr>
   </w:style>
   <w:style w:styleId="Title" w:type="paragraph">
     <w:name w:val="Title"/>
@@ -779,7 +614,7 @@
       <w:ind w:right="3600"/>
     </w:pPr>
     <w:rPr>
-      <w:rFonts w:asciiTheme="majorHAnsi" w:cstheme="majorBidi" w:eastAsiaTheme="majorEastAsia" w:hAnsiTheme="majorHAnsi" w:ascii="Arial" w:hAnsi="Arial" w:cs="Arial" w:eastAsia="Arial"/>
+      <w:rFonts w:asciiTheme="majorHAnsi" w:cstheme="majorBidi" w:eastAsiaTheme="majorEastAsia" w:hAnsiTheme="majorHAnsi"/>
       <w:b/>
       <w:bCs/>
       <w:color w:themeColor="accent1" w:themeShade="B5" w:val="345A8A"/>
@@ -802,7 +637,6 @@
     <w:rPr>
       <w:sz w:val="30"/>
       <w:szCs w:val="30"/>
-      <w:rFonts w:ascii="Arial" w:hAnsi="Arial" w:cs="Arial" w:eastAsia="Arial"/>
     </w:rPr>
   </w:style>
   <w:style w:customStyle="1" w:styleId="Author" w:type="paragraph">
@@ -814,9 +648,6 @@
       <w:keepLines/>
       <w:jc w:val="center"/>
     </w:pPr>
-    <w:rPr>
-      <w:rFonts w:ascii="Arial" w:hAnsi="Arial" w:cs="Arial" w:eastAsia="Arial"/>
-    </w:rPr>
   </w:style>
   <w:style w:styleId="Date" w:type="paragraph">
     <w:name w:val="Date"/>
@@ -827,9 +658,6 @@
       <w:keepLines/>
       <w:jc w:val="center"/>
     </w:pPr>
-    <w:rPr>
-      <w:rFonts w:ascii="Arial" w:hAnsi="Arial" w:cs="Arial" w:eastAsia="Arial"/>
-    </w:rPr>
   </w:style>
   <w:style w:customStyle="1" w:styleId="AbstractTitle" w:type="paragraph">
     <w:name w:val="Abstract Title"/>
@@ -848,7 +676,6 @@
       <w:b/>
       <w:color w:val="345A8A"/>
       &gt;
-      <w:rFonts w:ascii="Arial" w:hAnsi="Arial" w:cs="Arial" w:eastAsia="Arial"/>
     </w:rPr>
   </w:style>
   <w:style w:customStyle="1" w:styleId="Abstract" w:type="paragraph">
@@ -864,7 +691,6 @@
     <w:rPr>
       <w:sz w:val="20"/>
       <w:szCs w:val="20"/>
-      <w:rFonts w:ascii="Arial" w:hAnsi="Arial" w:cs="Arial" w:eastAsia="Arial"/>
     </w:rPr>
   </w:style>
   <w:style w:styleId="Bibliography" w:type="paragraph">
@@ -873,9 +699,7 @@
     <w:next w:val="Bibliography"/>
     <w:qFormat/>
     <w:pPr/>
-    <w:rPr>
-      <w:rFonts w:ascii="Arial" w:hAnsi="Arial" w:cs="Arial" w:eastAsia="Arial"/>
-    </w:rPr>
+    <w:rPr/>
   </w:style>
   <w:style w:styleId="Heading1" w:type="paragraph">
     <w:name w:val="Heading 1"/>
@@ -890,7 +714,7 @@
       <w:outlineLvl w:val="0"/>
     </w:pPr>
     <w:rPr>
-      <w:rFonts w:asciiTheme="majorHAnsi" w:cstheme="majorBidi" w:eastAsiaTheme="majorEastAsia" w:hAnsiTheme="majorHAnsi" w:ascii="Arial" w:hAnsi="Arial" w:cs="Arial" w:eastAsia="Arial"/>
+      <w:rFonts w:asciiTheme="majorHAnsi" w:cstheme="majorBidi" w:eastAsiaTheme="majorEastAsia" w:hAnsiTheme="majorHAnsi"/>
       <w:b/>
       <w:bCs/>
       <w:color w:themeColor="accent1" w:val="4F81BD"/>
@@ -910,7 +734,7 @@
       <w:spacing w:after="0" w:before="200"/>
     </w:pPr>
     <w:rPr>
-      <w:rFonts w:asciiTheme="majorHAnsi" w:cstheme="majorBidi" w:eastAsiaTheme="majorEastAsia" w:hAnsiTheme="majorHAnsi" w:ascii="Arial" w:hAnsi="Arial" w:cs="Arial" w:eastAsia="Arial"/>
+      <w:rFonts w:asciiTheme="majorHAnsi" w:cstheme="majorBidi" w:eastAsiaTheme="majorEastAsia" w:hAnsiTheme="majorHAnsi"/>
       <w:b/>
       <w:bCs/>
       <w:color w:themeColor="accent1" w:val="4F81BD"/>
@@ -932,7 +756,7 @@
       <w:outlineLvl w:val="2"/>
     </w:pPr>
     <w:rPr>
-      <w:rFonts w:asciiTheme="majorHAnsi" w:cstheme="majorBidi" w:eastAsiaTheme="majorEastAsia" w:hAnsiTheme="majorHAnsi" w:ascii="Arial" w:hAnsi="Arial" w:cs="Arial" w:eastAsia="Arial"/>
+      <w:rFonts w:asciiTheme="majorHAnsi" w:cstheme="majorBidi" w:eastAsiaTheme="majorEastAsia" w:hAnsiTheme="majorHAnsi"/>
       <w:b/>
       <w:bCs/>
       <w:color w:themeColor="accent1" w:val="4F81BD"/>
@@ -954,7 +778,7 @@
       <w:outlineLvl w:val="3"/>
     </w:pPr>
     <w:rPr>
-      <w:rFonts w:asciiTheme="majorHAnsi" w:cstheme="majorBidi" w:eastAsiaTheme="majorEastAsia" w:hAnsiTheme="majorHAnsi" w:ascii="Arial" w:hAnsi="Arial" w:cs="Arial" w:eastAsia="Arial"/>
+      <w:rFonts w:asciiTheme="majorHAnsi" w:cstheme="majorBidi" w:eastAsiaTheme="majorEastAsia" w:hAnsiTheme="majorHAnsi"/>
       <w:i/>
       <w:bCs/>
       <w:color w:themeColor="accent1" w:val="4F81BD"/>
@@ -976,7 +800,7 @@
       <w:outlineLvl w:val="4"/>
     </w:pPr>
     <w:rPr>
-      <w:rFonts w:asciiTheme="majorHAnsi" w:cstheme="majorBidi" w:eastAsiaTheme="majorEastAsia" w:hAnsiTheme="majorHAnsi" w:ascii="Arial" w:hAnsi="Arial" w:cs="Arial" w:eastAsia="Arial"/>
+      <w:rFonts w:asciiTheme="majorHAnsi" w:cstheme="majorBidi" w:eastAsiaTheme="majorEastAsia" w:hAnsiTheme="majorHAnsi"/>
       <w:iCs/>
       <w:color w:themeColor="accent1" w:val="4F81BD"/>
       <w:sz w:val="24"/>
@@ -997,7 +821,7 @@
       <w:outlineLvl w:val="5"/>
     </w:pPr>
     <w:rPr>
-      <w:rFonts w:asciiTheme="majorHAnsi" w:cstheme="majorBidi" w:eastAsiaTheme="majorEastAsia" w:hAnsiTheme="majorHAnsi" w:ascii="Arial" w:hAnsi="Arial" w:cs="Arial" w:eastAsia="Arial"/>
+      <w:rFonts w:asciiTheme="majorHAnsi" w:cstheme="majorBidi" w:eastAsiaTheme="majorEastAsia" w:hAnsiTheme="majorHAnsi"/>
       <w:color w:themeColor="accent1" w:val="4F81BD"/>
       <w:sz w:val="24"/>
       <w:szCs w:val="24"/>
@@ -1017,7 +841,7 @@
       <w:outlineLvl w:val="6"/>
     </w:pPr>
     <w:rPr>
-      <w:rFonts w:asciiTheme="majorHAnsi" w:cstheme="majorBidi" w:eastAsiaTheme="majorEastAsia" w:hAnsiTheme="majorHAnsi" w:ascii="Arial" w:hAnsi="Arial" w:cs="Arial" w:eastAsia="Arial"/>
+      <w:rFonts w:asciiTheme="majorHAnsi" w:cstheme="majorBidi" w:eastAsiaTheme="majorEastAsia" w:hAnsiTheme="majorHAnsi"/>
       <w:color w:themeColor="accent1" w:val="4F81BD"/>
       <w:sz w:val="24"/>
       <w:szCs w:val="24"/>
@@ -1037,7 +861,7 @@
       <w:outlineLvl w:val="7"/>
     </w:pPr>
     <w:rPr>
-      <w:rFonts w:asciiTheme="majorHAnsi" w:cstheme="majorBidi" w:eastAsiaTheme="majorEastAsia" w:hAnsiTheme="majorHAnsi" w:ascii="Arial" w:hAnsi="Arial" w:cs="Arial" w:eastAsia="Arial"/>
+      <w:rFonts w:asciiTheme="majorHAnsi" w:cstheme="majorBidi" w:eastAsiaTheme="majorEastAsia" w:hAnsiTheme="majorHAnsi"/>
       <w:color w:themeColor="accent1" w:val="4F81BD"/>
       <w:sz w:val="24"/>
       <w:szCs w:val="24"/>
@@ -1057,7 +881,7 @@
       <w:outlineLvl w:val="8"/>
     </w:pPr>
     <w:rPr>
-      <w:rFonts w:asciiTheme="majorHAnsi" w:cstheme="majorBidi" w:eastAsiaTheme="majorEastAsia" w:hAnsiTheme="majorHAnsi" w:ascii="Arial" w:hAnsi="Arial" w:cs="Arial" w:eastAsia="Arial"/>
+      <w:rFonts w:asciiTheme="majorHAnsi" w:cstheme="majorBidi" w:eastAsiaTheme="majorEastAsia" w:hAnsiTheme="majorHAnsi"/>
       <w:color w:themeColor="accent1" w:val="4F81BD"/>
       <w:sz w:val="24"/>
       <w:szCs w:val="24"/>
@@ -1074,9 +898,6 @@
       <w:spacing w:after="100" w:before="100"/>
       <w:ind w:firstLine="0" w:left="480" w:right="480"/>
     </w:pPr>
-    <w:rPr>
-      <w:rFonts w:ascii="Arial" w:hAnsi="Arial" w:cs="Arial" w:eastAsia="Arial"/>
-    </w:rPr>
   </w:style>
   <w:style w:styleId="FootnoteText" w:type="paragraph">
     <w:name w:val="Footnote Text"/>
@@ -1085,17 +906,11 @@
     <w:uiPriority w:val="9"/>
     <w:unhideWhenUsed/>
     <w:qFormat/>
-    <w:rPr>
-      <w:rFonts w:ascii="Arial" w:hAnsi="Arial" w:cs="Arial" w:eastAsia="Arial"/>
-    </w:rPr>
   </w:style>
   <w:style w:default="1" w:styleId="DefaultParagraphFont" w:type="character">
     <w:name w:val="Default Paragraph Font"/>
     <w:semiHidden/>
     <w:unhideWhenUsed/>
-    <w:rPr>
-      <w:rFonts w:ascii="Arial" w:hAnsi="Arial" w:cs="Arial" w:eastAsia="Arial"/>
-    </w:rPr>
   </w:style>
   <w:style w:default="1" w:styleId="Table" w:type="table">
     <w:name w:val="Table"/>
@@ -1127,9 +942,6 @@
         </w:tcBorders>
       </w:tcPr>
     </w:tblStylePr>
-    <w:rPr>
-      <w:rFonts w:ascii="Arial" w:hAnsi="Arial" w:cs="Arial" w:eastAsia="Arial"/>
-    </w:rPr>
   </w:style>
   <w:style w:customStyle="1" w:styleId="DefinitionTerm" w:type="paragraph">
     <w:name w:val="Definition Term"/>
@@ -1142,15 +954,11 @@
     </w:pPr>
     <w:rPr>
       <w:b/>
-      <w:rFonts w:ascii="Arial" w:hAnsi="Arial" w:cs="Arial" w:eastAsia="Arial"/>
     </w:rPr>
   </w:style>
   <w:style w:customStyle="1" w:styleId="Definition" w:type="paragraph">
     <w:name w:val="Definition"/>
     <w:basedOn w:val="Normal"/>
-    <w:rPr>
-      <w:rFonts w:ascii="Arial" w:hAnsi="Arial" w:cs="Arial" w:eastAsia="Arial"/>
-    </w:rPr>
   </w:style>
   <w:style w:styleId="Caption" w:type="paragraph">
     <w:name w:val="Caption"/>
@@ -1161,7 +969,6 @@
     </w:pPr>
     <w:rPr>
       <w:i/>
-      <w:rFonts w:ascii="Arial" w:hAnsi="Arial" w:cs="Arial" w:eastAsia="Arial"/>
     </w:rPr>
   </w:style>
   <w:style w:customStyle="1" w:styleId="TableCaption" w:type="paragraph">
@@ -1170,23 +977,14 @@
     <w:pPr>
       <w:keepNext/>
     </w:pPr>
-    <w:rPr>
-      <w:rFonts w:ascii="Arial" w:hAnsi="Arial" w:cs="Arial" w:eastAsia="Arial"/>
-    </w:rPr>
   </w:style>
   <w:style w:customStyle="1" w:styleId="ImageCaption" w:type="paragraph">
     <w:name w:val="Image Caption"/>
     <w:basedOn w:val="Caption"/>
-    <w:rPr>
-      <w:rFonts w:ascii="Arial" w:hAnsi="Arial" w:cs="Arial" w:eastAsia="Arial"/>
-    </w:rPr>
   </w:style>
   <w:style w:customStyle="1" w:styleId="Figure" w:type="paragraph">
     <w:name w:val="Figure"/>
     <w:basedOn w:val="Normal"/>
-    <w:rPr>
-      <w:rFonts w:ascii="Arial" w:hAnsi="Arial" w:cs="Arial" w:eastAsia="Arial"/>
-    </w:rPr>
   </w:style>
   <w:style w:customStyle="1" w:styleId="CaptionedFigure" w:type="paragraph">
     <w:name w:val="Captioned Figure"/>
@@ -1194,39 +992,29 @@
     <w:pPr>
       <w:keepNext/>
     </w:pPr>
-    <w:rPr>
-      <w:rFonts w:ascii="Arial" w:hAnsi="Arial" w:cs="Arial" w:eastAsia="Arial"/>
-    </w:rPr>
   </w:style>
   <w:style w:customStyle="1" w:styleId="BodyTextChar" w:type="character">
     <w:name w:val="Body Text Char"/>
     <w:basedOn w:val="DefaultParagraphFont"/>
     <w:link w:val="BodyText"/>
-    <w:rPr>
-      <w:rFonts w:ascii="Arial" w:hAnsi="Arial" w:cs="Arial" w:eastAsia="Arial"/>
-    </w:rPr>
   </w:style>
   <w:style w:customStyle="1" w:styleId="VerbatimChar" w:type="character">
     <w:name w:val="Verbatim Char"/>
     <w:basedOn w:val="BodyTextChar"/>
     <w:rPr>
-      <w:rFonts w:ascii="Inconsolata" w:hAnsi="Inconsolata" w:cs="Inconsolata"/>
+      <w:rFonts w:ascii="Consolas" w:hAnsi="Consolas"/>
       <w:sz w:val="22"/>
     </w:rPr>
   </w:style>
   <w:style w:customStyle="1" w:styleId="SectionNumber" w:type="character">
     <w:name w:val="Section Number"/>
     <w:basedOn w:val="BodyTextChar"/>
-    <w:rPr>
-      <w:rFonts w:ascii="Arial" w:hAnsi="Arial" w:cs="Arial" w:eastAsia="Arial"/>
-    </w:rPr>
   </w:style>
   <w:style w:styleId="FootnoteReference" w:type="character">
     <w:name w:val="Footnote Reference"/>
     <w:basedOn w:val="BodyTextChar"/>
     <w:rPr>
       <w:vertAlign w:val="superscript"/>
-      <w:rFonts w:ascii="Arial" w:hAnsi="Arial" w:cs="Arial" w:eastAsia="Arial"/>
     </w:rPr>
   </w:style>
   <w:style w:styleId="Hyperlink" w:type="character">
@@ -1234,7 +1022,6 @@
     <w:basedOn w:val="BodyTextChar"/>
     <w:rPr>
       <w:color w:themeColor="accent1" w:val="4F81BD"/>
-      <w:rFonts w:ascii="Arial" w:hAnsi="Arial" w:cs="Arial" w:eastAsia="Arial"/>
     </w:rPr>
   </w:style>
   <w:style w:styleId="TOCHeading" w:type="paragraph">
@@ -1249,7 +1036,7 @@
       <w:outlineLvl w:val="9"/>
     </w:pPr>
     <w:rPr>
-      <w:rFonts w:asciiTheme="majorHAnsi" w:cstheme="majorBidi" w:eastAsiaTheme="majorEastAsia" w:hAnsiTheme="majorHAnsi" w:ascii="Arial" w:hAnsi="Arial" w:cs="Arial" w:eastAsia="Arial"/>
+      <w:rFonts w:asciiTheme="majorHAnsi" w:cstheme="majorBidi" w:eastAsiaTheme="majorEastAsia" w:hAnsiTheme="majorHAnsi"/>
       <w:b w:val="0"/>
       <w:bCs w:val="0"/>
       <w:color w:themeColor="accent1" w:themeShade="BF" w:val="365F91"/>
@@ -1262,9 +1049,6 @@
     <w:pPr>
       <w:wordWrap w:val="off"/>
     </w:pPr>
-    <w:rPr>
-      <w:rFonts w:ascii="Inconsolata" w:hAnsi="Inconsolata" w:cs="Inconsolata"/>
-    </w:rPr>
   </w:style>
   <w:style w:type="character" w:customStyle="1" w:styleId="KeywordTok">
     <w:name w:val="KeywordTok"/>
@@ -1272,7 +1056,6 @@
     <w:rPr>
       <w:color w:val="007020"/>
       <w:b/>
-      <w:rFonts w:ascii="Inconsolata" w:hAnsi="Inconsolata" w:cs="Inconsolata"/>
     </w:rPr>
   </w:style>
   <w:style w:type="character" w:customStyle="1" w:styleId="DataTypeTok">
@@ -1280,7 +1063,6 @@
     <w:basedOn w:val="VerbatimChar"/>
     <w:rPr>
       <w:color w:val="902000"/>
-      <w:rFonts w:ascii="Inconsolata" w:hAnsi="Inconsolata" w:cs="Inconsolata"/>
     </w:rPr>
   </w:style>
   <w:style w:type="character" w:customStyle="1" w:styleId="DecValTok">
@@ -1288,7 +1070,6 @@
     <w:basedOn w:val="VerbatimChar"/>
     <w:rPr>
       <w:color w:val="40a070"/>
-      <w:rFonts w:ascii="Inconsolata" w:hAnsi="Inconsolata" w:cs="Inconsolata"/>
     </w:rPr>
   </w:style>
   <w:style w:type="character" w:customStyle="1" w:styleId="BaseNTok">
@@ -1296,7 +1077,6 @@
     <w:basedOn w:val="VerbatimChar"/>
     <w:rPr>
       <w:color w:val="40a070"/>
-      <w:rFonts w:ascii="Inconsolata" w:hAnsi="Inconsolata" w:cs="Inconsolata"/>
     </w:rPr>
   </w:style>
   <w:style w:type="character" w:customStyle="1" w:styleId="FloatTok">
@@ -1304,7 +1084,6 @@
     <w:basedOn w:val="VerbatimChar"/>
     <w:rPr>
       <w:color w:val="40a070"/>
-      <w:rFonts w:ascii="Inconsolata" w:hAnsi="Inconsolata" w:cs="Inconsolata"/>
     </w:rPr>
   </w:style>
   <w:style w:type="character" w:customStyle="1" w:styleId="ConstantTok">
@@ -1312,7 +1091,6 @@
     <w:basedOn w:val="VerbatimChar"/>
     <w:rPr>
       <w:color w:val="880000"/>
-      <w:rFonts w:ascii="Inconsolata" w:hAnsi="Inconsolata" w:cs="Inconsolata"/>
     </w:rPr>
   </w:style>
   <w:style w:type="character" w:customStyle="1" w:styleId="CharTok">
@@ -1320,7 +1098,6 @@
     <w:basedOn w:val="VerbatimChar"/>
     <w:rPr>
       <w:color w:val="4070a0"/>
-      <w:rFonts w:ascii="Inconsolata" w:hAnsi="Inconsolata" w:cs="Inconsolata"/>
     </w:rPr>
   </w:style>
   <w:style w:type="character" w:customStyle="1" w:styleId="SpecialCharTok">
@@ -1328,7 +1105,6 @@
     <w:basedOn w:val="VerbatimChar"/>
     <w:rPr>
       <w:color w:val="4070a0"/>
-      <w:rFonts w:ascii="Inconsolata" w:hAnsi="Inconsolata" w:cs="Inconsolata"/>
     </w:rPr>
   </w:style>
   <w:style w:type="character" w:customStyle="1" w:styleId="StringTok">
@@ -1336,7 +1112,6 @@
     <w:basedOn w:val="VerbatimChar"/>
     <w:rPr>
       <w:color w:val="4070a0"/>
-      <w:rFonts w:ascii="Inconsolata" w:hAnsi="Inconsolata" w:cs="Inconsolata"/>
     </w:rPr>
   </w:style>
   <w:style w:type="character" w:customStyle="1" w:styleId="VerbatimStringTok">
@@ -1344,7 +1119,6 @@
     <w:basedOn w:val="VerbatimChar"/>
     <w:rPr>
       <w:color w:val="4070a0"/>
-      <w:rFonts w:ascii="Inconsolata" w:hAnsi="Inconsolata" w:cs="Inconsolata"/>
     </w:rPr>
   </w:style>
   <w:style w:type="character" w:customStyle="1" w:styleId="SpecialStringTok">
@@ -1352,7 +1126,6 @@
     <w:basedOn w:val="VerbatimChar"/>
     <w:rPr>
       <w:color w:val="bb6688"/>
-      <w:rFonts w:ascii="Inconsolata" w:hAnsi="Inconsolata" w:cs="Inconsolata"/>
     </w:rPr>
   </w:style>
   <w:style w:type="character" w:customStyle="1" w:styleId="ImportTok">
@@ -1361,7 +1134,6 @@
     <w:rPr>
       <w:color w:val="008000"/>
       <w:b/>
-      <w:rFonts w:ascii="Inconsolata" w:hAnsi="Inconsolata" w:cs="Inconsolata"/>
     </w:rPr>
   </w:style>
   <w:style w:type="character" w:customStyle="1" w:styleId="CommentTok">
@@ -1370,7 +1142,6 @@
     <w:rPr>
       <w:color w:val="60a0b0"/>
       <w:i/>
-      <w:rFonts w:ascii="Inconsolata" w:hAnsi="Inconsolata" w:cs="Inconsolata"/>
     </w:rPr>
   </w:style>
   <w:style w:type="character" w:customStyle="1" w:styleId="DocumentationTok">
@@ -1379,7 +1150,6 @@
     <w:rPr>
       <w:color w:val="ba2121"/>
       <w:i/>
-      <w:rFonts w:ascii="Inconsolata" w:hAnsi="Inconsolata" w:cs="Inconsolata"/>
     </w:rPr>
   </w:style>
   <w:style w:type="character" w:customStyle="1" w:styleId="AnnotationTok">
@@ -1389,7 +1159,6 @@
       <w:color w:val="60a0b0"/>
       <w:b/>
       <w:i/>
-      <w:rFonts w:ascii="Inconsolata" w:hAnsi="Inconsolata" w:cs="Inconsolata"/>
     </w:rPr>
   </w:style>
   <w:style w:type="character" w:customStyle="1" w:styleId="CommentVarTok">
@@ -1399,7 +1168,6 @@
       <w:color w:val="60a0b0"/>
       <w:b/>
       <w:i/>
-      <w:rFonts w:ascii="Inconsolata" w:hAnsi="Inconsolata" w:cs="Inconsolata"/>
     </w:rPr>
   </w:style>
   <w:style w:type="character" w:customStyle="1" w:styleId="OtherTok">
@@ -1407,7 +1175,6 @@
     <w:basedOn w:val="VerbatimChar"/>
     <w:rPr>
       <w:color w:val="007020"/>
-      <w:rFonts w:ascii="Inconsolata" w:hAnsi="Inconsolata" w:cs="Inconsolata"/>
     </w:rPr>
   </w:style>
   <w:style w:type="character" w:customStyle="1" w:styleId="FunctionTok">
@@ -1415,7 +1182,6 @@
     <w:basedOn w:val="VerbatimChar"/>
     <w:rPr>
       <w:color w:val="06287e"/>
-      <w:rFonts w:ascii="Inconsolata" w:hAnsi="Inconsolata" w:cs="Inconsolata"/>
     </w:rPr>
   </w:style>
   <w:style w:type="character" w:customStyle="1" w:styleId="VariableTok">
@@ -1423,7 +1189,6 @@
     <w:basedOn w:val="VerbatimChar"/>
     <w:rPr>
       <w:color w:val="19177c"/>
-      <w:rFonts w:ascii="Inconsolata" w:hAnsi="Inconsolata" w:cs="Inconsolata"/>
     </w:rPr>
   </w:style>
   <w:style w:type="character" w:customStyle="1" w:styleId="ControlFlowTok">
@@ -1432,7 +1197,6 @@
     <w:rPr>
       <w:color w:val="007020"/>
       <w:b/>
-      <w:rFonts w:ascii="Inconsolata" w:hAnsi="Inconsolata" w:cs="Inconsolata"/>
     </w:rPr>
   </w:style>
   <w:style w:type="character" w:customStyle="1" w:styleId="OperatorTok">
@@ -1440,7 +1204,6 @@
     <w:basedOn w:val="VerbatimChar"/>
     <w:rPr>
       <w:color w:val="666666"/>
-      <w:rFonts w:ascii="Inconsolata" w:hAnsi="Inconsolata" w:cs="Inconsolata"/>
     </w:rPr>
   </w:style>
   <w:style w:type="character" w:customStyle="1" w:styleId="BuiltInTok">
@@ -1448,22 +1211,18 @@
     <w:basedOn w:val="VerbatimChar"/>
     <w:rPr>
       <w:color w:val="008000"/>
-      <w:rFonts w:ascii="Inconsolata" w:hAnsi="Inconsolata" w:cs="Inconsolata"/>
     </w:rPr>
   </w:style>
   <w:style w:type="character" w:customStyle="1" w:styleId="ExtensionTok">
     <w:name w:val="ExtensionTok"/>
     <w:basedOn w:val="VerbatimChar"/>
-    <w:rPr>
-      <w:rFonts w:ascii="Inconsolata" w:hAnsi="Inconsolata" w:cs="Inconsolata"/>
-    </w:rPr>
+    <w:rPr/>
   </w:style>
   <w:style w:type="character" w:customStyle="1" w:styleId="PreprocessorTok">
     <w:name w:val="PreprocessorTok"/>
     <w:basedOn w:val="VerbatimChar"/>
     <w:rPr>
       <w:color w:val="bc7a00"/>
-      <w:rFonts w:ascii="Inconsolata" w:hAnsi="Inconsolata" w:cs="Inconsolata"/>
     </w:rPr>
   </w:style>
   <w:style w:type="character" w:customStyle="1" w:styleId="AttributeTok">
@@ -1471,15 +1230,12 @@
     <w:basedOn w:val="VerbatimChar"/>
     <w:rPr>
       <w:color w:val="7d9029"/>
-      <w:rFonts w:ascii="Inconsolata" w:hAnsi="Inconsolata" w:cs="Inconsolata"/>
     </w:rPr>
   </w:style>
   <w:style w:type="character" w:customStyle="1" w:styleId="RegionMarkerTok">
     <w:name w:val="RegionMarkerTok"/>
     <w:basedOn w:val="VerbatimChar"/>
-    <w:rPr>
-      <w:rFonts w:ascii="Inconsolata" w:hAnsi="Inconsolata" w:cs="Inconsolata"/>
-    </w:rPr>
+    <w:rPr/>
   </w:style>
   <w:style w:type="character" w:customStyle="1" w:styleId="InformationTok">
     <w:name w:val="InformationTok"/>
@@ -1488,7 +1244,6 @@
       <w:color w:val="60a0b0"/>
       <w:b/>
       <w:i/>
-      <w:rFonts w:ascii="Inconsolata" w:hAnsi="Inconsolata" w:cs="Inconsolata"/>
     </w:rPr>
   </w:style>
   <w:style w:type="character" w:customStyle="1" w:styleId="WarningTok">
@@ -1498,7 +1253,6 @@
       <w:color w:val="60a0b0"/>
       <w:b/>
       <w:i/>
-      <w:rFonts w:ascii="Inconsolata" w:hAnsi="Inconsolata" w:cs="Inconsolata"/>
     </w:rPr>
   </w:style>
   <w:style w:type="character" w:customStyle="1" w:styleId="AlertTok">
@@ -1507,7 +1261,6 @@
     <w:rPr>
       <w:color w:val="ff0000"/>
       <w:b/>
-      <w:rFonts w:ascii="Inconsolata" w:hAnsi="Inconsolata" w:cs="Inconsolata"/>
     </w:rPr>
   </w:style>
   <w:style w:type="character" w:customStyle="1" w:styleId="ErrorTok">
@@ -1516,15 +1269,12 @@
     <w:rPr>
       <w:color w:val="ff0000"/>
       <w:b/>
-      <w:rFonts w:ascii="Inconsolata" w:hAnsi="Inconsolata" w:cs="Inconsolata"/>
     </w:rPr>
   </w:style>
   <w:style w:type="character" w:customStyle="1" w:styleId="NormalTok">
     <w:name w:val="NormalTok"/>
     <w:basedOn w:val="VerbatimChar"/>
-    <w:rPr>
-      <w:rFonts w:ascii="Inconsolata" w:hAnsi="Inconsolata" w:cs="Inconsolata"/>
-    </w:rPr>
+    <w:rPr/>
   </w:style>
 </w:styles>
 </file>

--- a/samples/screenshot-demo.docx
+++ b/samples/screenshot-demo.docx
@@ -6,6 +6,7 @@
     <w:p>
       <w:pPr>
         <w:pStyle w:val="Heading1"/>
+        <w:pageBreakBefore/>
       </w:pPr>
       <w:r>
         <w:t xml:space="preserve">Markdown-to-PDF</w:t>
@@ -1048,7 +1049,12 @@
     <w:link w:val="VerbatimChar"/>
     <w:pPr>
       <w:wordWrap w:val="off"/>
-    </w:pPr>
+      <w:shd w:val="clear" w:color="auto" w:fill="F5F5F5"/>
+    </w:pPr>
+    <w:rPr>
+      <sz w:val="18"/>
+      <szCs w:val="18"/>
+    </w:rPr>
   </w:style>
   <w:style w:type="character" w:customStyle="1" w:styleId="KeywordTok">
     <w:name w:val="KeywordTok"/>
